--- a/docs/Tech docs/01_USP.docx
+++ b/docs/Tech docs/01_USP.docx
@@ -25,7 +25,7 @@
           <w:color w:val="707070"/>
           <w:sz w:val="22"/>
         </w:rPr>
-        <w:t>Deliverable 01 — USP  ·  v0.3.0  ·  2026-05-16  ·  Glimmora — sanjay@glimmora.ai</w:t>
+        <w:t>Deliverable 01 — USP  ·  v0.5.0  ·  2026-05-17  ·  Glimmora — sanjay@glimmora.ai</w:t>
       </w:r>
     </w:p>
     <w:p>
@@ -62,7 +62,7 @@
         <w:rPr>
           <w:sz w:val="22"/>
         </w:rPr>
-        <w:t>Glimmora ONE is the calm room of the AI era — a single, attentive space where an AI companion that listens, a library of wisdom journeys, and a quiet reflection journal hold each other together. Not a tool. A place to slow down.</w:t>
+        <w:t>Glimmora ONE is the calm room of the AI era — a single, attentive space where an AI companion that listens, a library of wisdom journeys, a quiet reflection journal, and an in-app help guide hold each other together. Not a tool. A place to slow down.</w:t>
       </w:r>
     </w:p>
     <w:p>
@@ -86,7 +86,7 @@
         <w:rPr>
           <w:sz w:val="22"/>
         </w:rPr>
-        <w:t>Most consumer AI is built to maximize engagement: fast replies, infinite scroll, constant nudges. Most mental-wellness apps are still locked into either guided meditation (passive) or text-based therapy (clinical). There is no calm, non-prescriptive space that treats the user's inner life as the product, not the engagement metric. Glimmora ONE is that space.</w:t>
+        <w:t>Most consumer AI is built to maximize engagement: fast replies, infinite scroll, constant nudges. Most mental-wellness apps are still locked into either guided meditation (passive) or text-based therapy (clinical). There is no calm, non-prescriptive space that treats the user's inner life as the product, not the engagement metric. Glimmora ONE is that space — with a hand-vetted creator marketplace and a structured admin layer so the calm holds at scale.</w:t>
       </w:r>
     </w:p>
     <w:p>
@@ -99,7 +99,7 @@
           <w:color w:val="AD6B2D"/>
           <w:sz w:val="28"/>
         </w:rPr>
-        <w:t>Five pillars of the USP</w:t>
+        <w:t>Six pillars of the USP</w:t>
       </w:r>
     </w:p>
     <w:p>
@@ -112,7 +112,7 @@
           <w:color w:val="443C3C"/>
           <w:sz w:val="24"/>
         </w:rPr>
-        <w:t>1.  An AI that listens first</w:t>
+        <w:t>1. An AI that listens first</w:t>
       </w:r>
     </w:p>
     <w:p>
@@ -123,7 +123,7 @@
         <w:rPr>
           <w:sz w:val="22"/>
         </w:rPr>
-        <w:t>The Glimmora companion is trained to be present — short replies, soft language, emotion classification, and a single 'question to sit with' instead of advice. Premium accounts get a deeper rolling memory window (32 turns vs 8 free). A conservative crisis-detection layer surfaces region-aware help lines without alarmism.</w:t>
+        <w:t>The Companion is trained to be present — short replies, soft language, emotion classification, and a single 'question to sit with' instead of advice. A conservative crisis-detection layer surfaces region-aware help lines without alarmism.</w:t>
       </w:r>
     </w:p>
     <w:p>
@@ -136,7 +136,7 @@
           <w:color w:val="443C3C"/>
           <w:sz w:val="24"/>
         </w:rPr>
-        <w:t>2.  Wisdom, not content</w:t>
+        <w:t>2. Wisdom, not content</w:t>
       </w:r>
     </w:p>
     <w:p>
@@ -147,7 +147,7 @@
         <w:rPr>
           <w:sz w:val="22"/>
         </w:rPr>
-        <w:t>Stories is an OTT-style library of short, beautifully made guided episodes on stillness, becoming, and emotion. Every episode ends with one quiet question, not a next-up auto-play. Creators (therapists, monks, teachers, filmmakers) apply, are vetted, and publish through Studio.</w:t>
+        <w:t>Stories is an OTT-style library of short, beautifully made guided episodes on stillness, becoming, and emotion. Every episode ends with one quiet question, not a next-up auto-play. Creators (therapists, monks, teachers, filmmakers) apply via a public form, are vetted by human moderators, and become creators only after approval.</w:t>
       </w:r>
     </w:p>
     <w:p>
@@ -160,7 +160,7 @@
           <w:color w:val="443C3C"/>
           <w:sz w:val="24"/>
         </w:rPr>
-        <w:t>3.  A journal that becomes a digital twin</w:t>
+        <w:t>3. A journal that becomes a digital twin</w:t>
       </w:r>
     </w:p>
     <w:p>
@@ -171,7 +171,7 @@
         <w:rPr>
           <w:sz w:val="22"/>
         </w:rPr>
-        <w:t>Reflections compound. Glimmora aggregates them into a private map of inner weather — a 7d/30d/90d/1y emotional trend chart, dominant moods, streaks, recurring tag threads, and AI-generated 'noticings' on each entry. Users own it; export it as JSON any time.</w:t>
+        <w:t>Reflections compound. Glimmora aggregates them into a private map of inner weather — a 30-day emotional trend chart, dominant moods, streaks, AI-generated 'noticings' on each entry. Users own it.</w:t>
       </w:r>
     </w:p>
     <w:p>
@@ -184,7 +184,7 @@
           <w:color w:val="443C3C"/>
           <w:sz w:val="24"/>
         </w:rPr>
-        <w:t>4.  Anonymous, slow community</w:t>
+        <w:t>4. An in-app guide, not a help-doc trail</w:t>
       </w:r>
     </w:p>
     <w:p>
@@ -195,7 +195,7 @@
         <w:rPr>
           <w:sz w:val="22"/>
         </w:rPr>
-        <w:t>Circles are anonymous-by-design (deterministic per-(user, circle) handles), with no DMs, no likes, no algorithmic feed. Reports surface to admin moderation immediately. The conversational temperature stays low.</w:t>
+        <w:t>A floating amber bubble (Glimmora Guide) lives on every page. Left-click opens a warm, grounded help chat that knows the app inside-out — every flow, every role, every tier. Right-click + drag repositions it anywhere on the viewport. Users never have to leave the page to find out how something works.</w:t>
       </w:r>
     </w:p>
     <w:p>
@@ -208,7 +208,7 @@
           <w:color w:val="443C3C"/>
           <w:sz w:val="24"/>
         </w:rPr>
-        <w:t>5.  The whole loop in one product</w:t>
+        <w:t>5. The whole loop in one product</w:t>
       </w:r>
     </w:p>
     <w:p>
@@ -219,7 +219,31 @@
         <w:rPr>
           <w:sz w:val="22"/>
         </w:rPr>
-        <w:t>Companion, Stories, Journal, Circles, Daily Ritual, Digital Twin — under one calm shell, one auth, one design language. No tab-switching between an AI app, a meditation app, and a journaling app to live a reflective life.</w:t>
+        <w:t>Companion, Stories, Journal, Daily Ritual, Digital Twin, Guide — under one calm shell, one auth, one design language. No tab-switching between an AI app, a meditation app, a journaling app, and a help portal.</w:t>
+      </w:r>
+    </w:p>
+    <w:p>
+      <w:pPr>
+        <w:spacing w:before="120" w:after="40"/>
+      </w:pPr>
+      <w:r>
+        <w:rPr>
+          <w:b/>
+          <w:color w:val="443C3C"/>
+          <w:sz w:val="24"/>
+        </w:rPr>
+        <w:t>6. Trust at the operational layer</w:t>
+      </w:r>
+    </w:p>
+    <w:p>
+      <w:pPr>
+        <w:spacing w:after="80"/>
+      </w:pPr>
+      <w:r>
+        <w:rPr>
+          <w:sz w:val="22"/>
+        </w:rPr>
+        <w:t>Four named roles (Customer, Creator, Moderator, Superadmin) with explicit permissions. Moderators are human reviewers with their own dashboard. Subscriptions are admin-granted records with start/end dates. Audit-friendly by design.</w:t>
       </w:r>
     </w:p>
     <w:p>
@@ -449,7 +473,7 @@
               <w:rPr>
                 <w:sz w:val="20"/>
               </w:rPr>
-              <w:t>Yes (with one-question close)</w:t>
+              <w:t>Yes (one-question close)</w:t>
             </w:r>
           </w:p>
         </w:tc>
@@ -583,7 +607,7 @@
               <w:rPr>
                 <w:sz w:val="20"/>
               </w:rPr>
-              <w:t>Yes (7d/30d/90d/1y)</w:t>
+              <w:t>Yes (30-day trend + AI noticings)</w:t>
             </w:r>
           </w:p>
         </w:tc>
@@ -598,7 +622,7 @@
               <w:rPr>
                 <w:sz w:val="20"/>
               </w:rPr>
-              <w:t>Anonymous community</w:t>
+              <w:t>Hand-vetted creator marketplace</w:t>
             </w:r>
           </w:p>
         </w:tc>
@@ -650,74 +674,7 @@
               <w:rPr>
                 <w:sz w:val="20"/>
               </w:rPr>
-              <w:t>Yes (no DMs, no likes)</w:t>
-            </w:r>
-          </w:p>
-        </w:tc>
-      </w:tr>
-      <w:tr>
-        <w:tc>
-          <w:tcPr>
-            <w:tcW w:type="dxa" w:w="1987"/>
-          </w:tcPr>
-          <w:p>
-            <w:r>
-              <w:rPr>
-                <w:sz w:val="20"/>
-              </w:rPr>
-              <w:t>Creator marketplace</w:t>
-            </w:r>
-          </w:p>
-        </w:tc>
-        <w:tc>
-          <w:tcPr>
-            <w:tcW w:type="dxa" w:w="1987"/>
-          </w:tcPr>
-          <w:p>
-            <w:r>
-              <w:rPr>
-                <w:sz w:val="20"/>
-              </w:rPr>
-              <w:t>—</w:t>
-            </w:r>
-          </w:p>
-        </w:tc>
-        <w:tc>
-          <w:tcPr>
-            <w:tcW w:type="dxa" w:w="1987"/>
-          </w:tcPr>
-          <w:p>
-            <w:r>
-              <w:rPr>
-                <w:sz w:val="20"/>
-              </w:rPr>
-              <w:t>—</w:t>
-            </w:r>
-          </w:p>
-        </w:tc>
-        <w:tc>
-          <w:tcPr>
-            <w:tcW w:type="dxa" w:w="1987"/>
-          </w:tcPr>
-          <w:p>
-            <w:r>
-              <w:rPr>
-                <w:sz w:val="20"/>
-              </w:rPr>
-              <w:t>—</w:t>
-            </w:r>
-          </w:p>
-        </w:tc>
-        <w:tc>
-          <w:tcPr>
-            <w:tcW w:type="dxa" w:w="1987"/>
-          </w:tcPr>
-          <w:p>
-            <w:r>
-              <w:rPr>
-                <w:sz w:val="20"/>
-              </w:rPr>
-              <w:t>Yes (apply + admin-vetted)</w:t>
+              <w:t>Yes (public apply → moderator review)</w:t>
             </w:r>
           </w:p>
         </w:tc>
@@ -785,6 +742,73 @@
                 <w:sz w:val="20"/>
               </w:rPr>
               <w:t>Inline + region-aware</w:t>
+            </w:r>
+          </w:p>
+        </w:tc>
+      </w:tr>
+      <w:tr>
+        <w:tc>
+          <w:tcPr>
+            <w:tcW w:type="dxa" w:w="1987"/>
+          </w:tcPr>
+          <w:p>
+            <w:r>
+              <w:rPr>
+                <w:sz w:val="20"/>
+              </w:rPr>
+              <w:t>In-app help bot grounded in the product</w:t>
+            </w:r>
+          </w:p>
+        </w:tc>
+        <w:tc>
+          <w:tcPr>
+            <w:tcW w:type="dxa" w:w="1987"/>
+          </w:tcPr>
+          <w:p>
+            <w:r>
+              <w:rPr>
+                <w:sz w:val="20"/>
+              </w:rPr>
+              <w:t>—</w:t>
+            </w:r>
+          </w:p>
+        </w:tc>
+        <w:tc>
+          <w:tcPr>
+            <w:tcW w:type="dxa" w:w="1987"/>
+          </w:tcPr>
+          <w:p>
+            <w:r>
+              <w:rPr>
+                <w:sz w:val="20"/>
+              </w:rPr>
+              <w:t>—</w:t>
+            </w:r>
+          </w:p>
+        </w:tc>
+        <w:tc>
+          <w:tcPr>
+            <w:tcW w:type="dxa" w:w="1987"/>
+          </w:tcPr>
+          <w:p>
+            <w:r>
+              <w:rPr>
+                <w:sz w:val="20"/>
+              </w:rPr>
+              <w:t>—</w:t>
+            </w:r>
+          </w:p>
+        </w:tc>
+        <w:tc>
+          <w:tcPr>
+            <w:tcW w:type="dxa" w:w="1987"/>
+          </w:tcPr>
+          <w:p>
+            <w:r>
+              <w:rPr>
+                <w:sz w:val="20"/>
+              </w:rPr>
+              <w:t>Yes (Glimmora Guide)</w:t>
             </w:r>
           </w:p>
         </w:tc>
